--- a/backend/data/audit_report_templates/report_body/standalone/3.2 模板C-无保留意见审计报告模板（其他公众利益实体）-详版 .docx
+++ b/backend/data/audit_report_templates/report_body/standalone/3.2 模板C-无保留意见审计报告模板（其他公众利益实体）-详版 .docx
@@ -91,6 +91,7 @@
           <w:numId w:val="0"/>
         </w:numPr>
         <w:spacing w:line="360" w:lineRule="auto"/>
+        <w:ind w:firstLine="0"/>
         <w:jc w:val="center"/>
         <w:outlineLvl w:val="0"/>
         <w:rPr>
@@ -120,10 +121,11 @@
           <w:numId w:val="0"/>
         </w:numPr>
         <w:spacing w:line="360" w:lineRule="auto"/>
+        <w:ind w:firstLine="0"/>
         <w:jc w:val="center"/>
         <w:outlineLvl w:val="0"/>
         <w:rPr>
-          <w:rFonts w:ascii="黑体;SimHei" w:hAnsi="黑体;SimHei" w:eastAsia="黑体;SimHei" w:cs="Arial Narrow"/>
+          <w:rFonts w:hint="eastAsia" w:ascii="黑体;SimHei" w:hAnsi="黑体;SimHei" w:eastAsia="黑体;SimHei" w:cs="Arial Narrow"/>
           <w:b/>
           <w:color w:val="auto"/>
           <w:sz w:val="48"/>
@@ -1284,6 +1286,7 @@
     <w:p>
       <w:pPr>
         <w:spacing w:line="340" w:lineRule="atLeast"/>
+        <w:ind w:firstLine="420"/>
         <w:jc w:val="right"/>
         <w:rPr>
           <w:rFonts w:ascii="Arial Narrow" w:hAnsi="Arial Narrow" w:eastAsia="仿宋_GB2312" w:cs="Arial Narrow"/>
@@ -1292,11 +1295,9 @@
           <w:lang w:eastAsia="zh-CN"/>
         </w:rPr>
       </w:pPr>
-      <w:bookmarkStart w:id="0" w:name="_GoBack"/>
-      <w:bookmarkEnd w:id="0"/>
-      <w:r>
-        <w:rPr>
-          <w:rFonts w:hint="eastAsia" w:ascii="Arial Narrow" w:hAnsi="Arial Narrow" w:eastAsia="仿宋_GB2312" w:cs="Arial Narrow"/>
+      <w:r>
+        <w:rPr>
+          <w:rFonts w:hint="eastAsia" w:ascii="Times New Roman" w:hAnsi="Times New Roman" w:eastAsia="仿宋_GB2312" w:cs="Arial Narrow"/>
           <w:spacing w:val="4"/>
           <w:sz w:val="24"/>
           <w:lang w:eastAsia="zh-CN"/>
@@ -1324,6 +1325,7 @@
           <w:numId w:val="0"/>
         </w:numPr>
         <w:spacing w:before="120" w:after="0" w:line="300" w:lineRule="auto"/>
+        <w:ind w:firstLine="0"/>
         <w:outlineLvl w:val="0"/>
         <w:rPr>
           <w:rFonts w:ascii="Arial Narrow" w:hAnsi="Arial Narrow" w:eastAsia="仿宋_GB2312" w:cs="Arial Narrow"/>
@@ -1334,9 +1336,11 @@
           <w:lang w:eastAsia="zh-CN"/>
         </w:rPr>
       </w:pPr>
-      <w:r>
-        <w:rPr>
-          <w:rFonts w:ascii="Arial Narrow" w:hAnsi="Arial Narrow" w:eastAsia="仿宋_GB2312" w:cs="Arial Narrow"/>
+      <w:bookmarkStart w:id="0" w:name="_GoBack"/>
+      <w:bookmarkEnd w:id="0"/>
+      <w:r>
+        <w:rPr>
+          <w:rFonts w:ascii="Times New Roman" w:hAnsi="Times New Roman" w:eastAsia="仿宋_GB2312" w:cs="Arial Narrow"/>
           <w:b/>
           <w:color w:val="auto"/>
           <w:spacing w:val="4"/>
@@ -1380,7 +1384,7 @@
     <w:p>
       <w:pPr>
         <w:spacing w:before="120" w:after="0" w:line="300" w:lineRule="auto"/>
-        <w:ind w:left="0" w:leftChars="0" w:right="0" w:rightChars="0" w:firstLineChars="200"/>
+        <w:ind w:left="0" w:leftChars="0" w:right="0" w:rightChars="0" w:firstLine="480" w:firstLineChars="200"/>
         <w:jc w:val="both"/>
         <w:rPr>
           <w:rFonts w:ascii="Arial Narrow" w:hAnsi="Arial Narrow" w:eastAsia="仿宋_GB2312" w:cs="Arial Narrow"/>
@@ -1391,18 +1395,54 @@
       </w:pPr>
       <w:r>
         <w:rPr>
-          <w:rFonts w:hint="eastAsia" w:ascii="Arial Narrow" w:hAnsi="Arial Narrow" w:eastAsia="仿宋_GB2312" w:cs="Arial Narrow"/>
-          <w:sz w:val="24"/>
-          <w:szCs w:val="24"/>
-          <w:lang w:eastAsia="zh-CN"/>
-        </w:rPr>
-        <w:t>我们审计了{{company_full_name}}（以下简称{{company_short_name}}）财务报表，包括{{audit_period_end}}的资产负债表，{{audit_year}}年度的利润表、现金流量表、股东权益变动表以及相关财务报表附注。</w:t>
+          <w:rFonts w:hint="eastAsia" w:ascii="Times New Roman" w:hAnsi="Times New Roman" w:eastAsia="仿宋_GB2312" w:cs="Arial Narrow"/>
+          <w:sz w:val="24"/>
+          <w:szCs w:val="24"/>
+          <w:lang w:eastAsia="zh-CN"/>
+        </w:rPr>
+        <w:t>我们审计了{{company_full_name}}（以下简称{{company_short_name}}）财务报表，包括</w:t>
+      </w:r>
+      <w:r>
+        <w:rPr>
+          <w:rFonts w:hint="default" w:ascii="Arial Narrow" w:hAnsi="Arial Narrow" w:eastAsia="仿宋_GB2312" w:cs="Arial Narrow"/>
+          <w:sz w:val="24"/>
+          <w:szCs w:val="24"/>
+          <w:lang w:eastAsia="zh-CN"/>
+        </w:rPr>
+        <w:t>{{audit_period_end}}</w:t>
+      </w:r>
+      <w:r>
+        <w:rPr>
+          <w:rFonts w:hint="eastAsia" w:ascii="Times New Roman" w:hAnsi="Times New Roman" w:eastAsia="仿宋_GB2312" w:cs="Arial Narrow"/>
+          <w:sz w:val="24"/>
+          <w:szCs w:val="24"/>
+          <w:lang w:eastAsia="zh-CN"/>
+        </w:rPr>
+        <w:t>的资产负债表，</w:t>
+      </w:r>
+      <w:r>
+        <w:rPr>
+          <w:rFonts w:hint="default" w:ascii="Arial Narrow" w:hAnsi="Arial Narrow" w:eastAsia="仿宋_GB2312" w:cs="Arial Narrow"/>
+          <w:sz w:val="24"/>
+          <w:szCs w:val="24"/>
+          <w:lang w:eastAsia="zh-CN"/>
+        </w:rPr>
+        <w:t>{{audit_year}}</w:t>
+      </w:r>
+      <w:r>
+        <w:rPr>
+          <w:rFonts w:hint="eastAsia" w:ascii="Times New Roman" w:hAnsi="Times New Roman" w:eastAsia="仿宋_GB2312" w:cs="Arial Narrow"/>
+          <w:sz w:val="24"/>
+          <w:szCs w:val="24"/>
+          <w:lang w:eastAsia="zh-CN"/>
+        </w:rPr>
+        <w:t>年度的利润表、现金流量表、股东权益变动表以及相关财务报表附注。</w:t>
       </w:r>
     </w:p>
     <w:p>
       <w:pPr>
         <w:spacing w:before="120" w:after="0" w:line="300" w:lineRule="auto"/>
-        <w:ind w:left="0" w:leftChars="0" w:right="0" w:rightChars="0" w:firstLineChars="200"/>
+        <w:ind w:left="0" w:leftChars="0" w:right="0" w:rightChars="0" w:firstLine="480" w:firstLineChars="200"/>
         <w:jc w:val="both"/>
         <w:rPr>
           <w:rFonts w:ascii="Arial Narrow" w:hAnsi="Arial Narrow" w:eastAsia="仿宋_GB2312" w:cs="Arial Narrow"/>
@@ -1413,12 +1453,57 @@
       </w:pPr>
       <w:r>
         <w:rPr>
-          <w:rFonts w:hint="eastAsia" w:ascii="Arial Narrow" w:hAnsi="Arial Narrow" w:eastAsia="仿宋_GB2312" w:cs="Arial Narrow"/>
-          <w:sz w:val="24"/>
-          <w:szCs w:val="24"/>
-          <w:lang w:eastAsia="zh-CN"/>
-        </w:rPr>
-        <w:t>我们认为，后附的财务报表在所有重大方面按照企业会计准则的规定编制，公允反映了{{company_short_name}}{{audit_period_end}}的财务状况以及{{audit_year}}年度的经营成果和现金流量。</w:t>
+          <w:rFonts w:hint="eastAsia" w:ascii="Times New Roman" w:hAnsi="Times New Roman" w:eastAsia="仿宋_GB2312" w:cs="Arial Narrow"/>
+          <w:sz w:val="24"/>
+          <w:szCs w:val="24"/>
+          <w:lang w:eastAsia="zh-CN"/>
+        </w:rPr>
+        <w:t>我们认为，后附的财务报表在所有重大方面按照企业会计准则的规定编制，公允反映了</w:t>
+      </w:r>
+      <w:r>
+        <w:rPr>
+          <w:rFonts w:hint="eastAsia" w:ascii="仿宋_GB2312" w:hAnsi="仿宋_GB2312" w:eastAsia="仿宋_GB2312" w:cs="仿宋_GB2312"/>
+          <w:sz w:val="24"/>
+          <w:szCs w:val="24"/>
+          <w:lang w:eastAsia="zh-CN"/>
+        </w:rPr>
+        <w:t>{{company_short_name}}</w:t>
+      </w:r>
+      <w:r>
+        <w:rPr>
+          <w:rFonts w:hint="default" w:ascii="Arial Narrow" w:hAnsi="Arial Narrow" w:eastAsia="仿宋_GB2312" w:cs="Arial Narrow"/>
+          <w:sz w:val="24"/>
+          <w:szCs w:val="24"/>
+          <w:lang w:eastAsia="zh-CN"/>
+        </w:rPr>
+        <w:t>{{audit_period_end}}</w:t>
+      </w:r>
+      <w:r>
+        <w:rPr>
+          <w:rFonts w:hint="eastAsia" w:ascii="仿宋_GB2312" w:hAnsi="仿宋_GB2312" w:eastAsia="仿宋_GB2312" w:cs="仿宋_GB2312"/>
+          <w:sz w:val="24"/>
+          <w:szCs w:val="24"/>
+          <w:lang w:eastAsia="zh-CN"/>
+        </w:rPr>
+        <w:t>的财务状况以及</w:t>
+      </w:r>
+      <w:r>
+        <w:rPr>
+          <w:rFonts w:hint="default" w:ascii="Arial Narrow" w:hAnsi="Arial Narrow" w:eastAsia="仿宋_GB2312" w:cs="Arial Narrow"/>
+          <w:sz w:val="24"/>
+          <w:szCs w:val="24"/>
+          <w:lang w:eastAsia="zh-CN"/>
+        </w:rPr>
+        <w:t>{{audit_year}}</w:t>
+      </w:r>
+      <w:r>
+        <w:rPr>
+          <w:rFonts w:hint="eastAsia" w:ascii="Times New Roman" w:hAnsi="Times New Roman" w:eastAsia="仿宋_GB2312" w:cs="Arial Narrow"/>
+          <w:sz w:val="24"/>
+          <w:szCs w:val="24"/>
+          <w:lang w:eastAsia="zh-CN"/>
+        </w:rPr>
+        <w:t>年度的经营成果和现金流量。</w:t>
       </w:r>
     </w:p>
     <w:p>
@@ -1453,7 +1538,7 @@
     <w:p>
       <w:pPr>
         <w:spacing w:before="120" w:after="0" w:line="300" w:lineRule="auto"/>
-        <w:ind w:left="0" w:leftChars="0" w:right="0" w:rightChars="0" w:firstLineChars="200"/>
+        <w:ind w:left="0" w:leftChars="0" w:right="0" w:rightChars="0" w:firstLine="496" w:firstLineChars="200"/>
         <w:jc w:val="both"/>
         <w:rPr>
           <w:rFonts w:ascii="Arial Narrow" w:hAnsi="Arial Narrow" w:eastAsia="仿宋_GB2312" w:cs="宋体;SimSun"/>
@@ -1465,13 +1550,70 @@
       </w:pPr>
       <w:r>
         <w:rPr>
-          <w:rFonts w:hint="eastAsia" w:ascii="Arial Narrow" w:hAnsi="Arial Narrow" w:eastAsia="仿宋_GB2312" w:cs="宋体;SimSun"/>
+          <w:rFonts w:hint="eastAsia" w:ascii="Times New Roman" w:hAnsi="Times New Roman" w:eastAsia="仿宋_GB2312" w:cs="宋体;SimSun"/>
           <w:spacing w:val="4"/>
           <w:sz w:val="24"/>
           <w:szCs w:val="24"/>
           <w:lang w:eastAsia="zh-CN"/>
         </w:rPr>
         <w:t>我们按照中国注册会计师审计准则的规定执行了审计工作。审计报告的“注册会计师对财务报表审计的责任”部分进一步阐述了我们在这些准则下的责任。按照中国注册会计师职业道德守则和中国注册会计师独立性准则对公众利益实体审计的独立性要求（如适用），我们独立于{{company_short_name}}，并履行了职业道德方面的其他责任。我们相信，我们获取的审计证据是充分、适当的，为发表审计意见提供了基础。</w:t>
+      </w:r>
+    </w:p>
+    <w:p>
+      <w:pPr>
+        <w:numPr>
+          <w:ilvl w:val="0"/>
+          <w:numId w:val="0"/>
+        </w:numPr>
+        <w:spacing w:before="120" w:after="120" w:line="300" w:lineRule="auto"/>
+        <w:ind w:left="0" w:leftChars="0" w:right="0" w:rightChars="0" w:firstLine="482" w:firstLineChars="200"/>
+        <w:jc w:val="both"/>
+        <w:outlineLvl w:val="0"/>
+        <w:rPr>
+          <w:rFonts w:ascii="Arial Narrow" w:hAnsi="Arial Narrow" w:eastAsia="仿宋_GB2312" w:cs="Arial Narrow"/>
+          <w:b/>
+          <w:bCs/>
+          <w:color w:val="0000FF"/>
+          <w:sz w:val="24"/>
+          <w:szCs w:val="24"/>
+          <w:lang w:eastAsia="zh-CN"/>
+        </w:rPr>
+      </w:pPr>
+      <w:r>
+        <w:rPr>
+          <w:rFonts w:ascii="Times New Roman" w:hAnsi="Times New Roman" w:eastAsia="仿宋_GB2312" w:cs="Arial Narrow"/>
+          <w:b/>
+          <w:bCs/>
+          <w:color w:val="FF0000"/>
+          <w:sz w:val="24"/>
+          <w:szCs w:val="24"/>
+          <w:lang w:eastAsia="zh-CN"/>
+        </w:rPr>
+        <w:t>X、与持续经营相关的重大不确定性</w:t>
+      </w:r>
+    </w:p>
+    <w:p>
+      <w:pPr>
+        <w:spacing w:before="120" w:after="0" w:line="300" w:lineRule="auto"/>
+        <w:ind w:left="0" w:leftChars="0" w:right="0" w:rightChars="0" w:firstLine="496" w:firstLineChars="200"/>
+        <w:jc w:val="both"/>
+        <w:rPr>
+          <w:rFonts w:ascii="Arial Narrow" w:hAnsi="Arial Narrow" w:eastAsia="仿宋_GB2312" w:cs="Arial Narrow"/>
+          <w:spacing w:val="4"/>
+          <w:sz w:val="24"/>
+          <w:szCs w:val="24"/>
+          <w:lang w:eastAsia="zh-CN"/>
+        </w:rPr>
+      </w:pPr>
+      <w:r>
+        <w:rPr>
+          <w:rFonts w:hint="eastAsia" w:ascii="Times New Roman" w:hAnsi="Times New Roman" w:eastAsia="仿宋_GB2312" w:cs="Arial Narrow"/>
+          <w:spacing w:val="4"/>
+          <w:sz w:val="24"/>
+          <w:szCs w:val="24"/>
+          <w:lang w:eastAsia="zh-CN"/>
+        </w:rPr>
+        <w:t>我们提醒财务报表使用者关注，如财务报表附注×所述，{{company_short_name}}{{audit_year}}年发生净亏损×元，且于{{audit_period_end}}，{{company_short_name}}流动负债高于资产总额×元；这些事项或情况，连同财务报表附注×所示的其他事项，表明存在可能导致对{{company_short_name}}持续经营能力产生重大疑虑的重大不确定性。该事项不影响已发表的审计意见。</w:t>
       </w:r>
     </w:p>
     <w:p>
@@ -1488,6 +1630,7 @@
           <w:rFonts w:ascii="Arial Narrow" w:hAnsi="Arial Narrow" w:eastAsia="仿宋_GB2312" w:cs="Arial Narrow"/>
           <w:b/>
           <w:bCs/>
+          <w:i/>
           <w:color w:val="0000FF"/>
           <w:sz w:val="24"/>
           <w:szCs w:val="24"/>
@@ -1504,31 +1647,88 @@
           <w:szCs w:val="24"/>
           <w:lang w:eastAsia="zh-CN"/>
         </w:rPr>
-        <w:t>X、与持续经营相关的重大不确定性</w:t>
+        <w:t>X、强调事项</w:t>
       </w:r>
     </w:p>
     <w:p>
       <w:pPr>
         <w:spacing w:before="120" w:after="0" w:line="300" w:lineRule="auto"/>
-        <w:ind w:left="0" w:leftChars="0" w:right="0" w:rightChars="0" w:firstLineChars="200"/>
+        <w:ind w:left="0" w:leftChars="0" w:right="0" w:rightChars="0" w:firstLine="480" w:firstLineChars="200"/>
         <w:jc w:val="both"/>
         <w:rPr>
           <w:rFonts w:ascii="Arial Narrow" w:hAnsi="Arial Narrow" w:eastAsia="仿宋_GB2312" w:cs="Arial Narrow"/>
-          <w:spacing w:val="4"/>
-          <w:sz w:val="24"/>
-          <w:szCs w:val="24"/>
-          <w:lang w:eastAsia="zh-CN"/>
-        </w:rPr>
-      </w:pPr>
-      <w:r>
-        <w:rPr>
-          <w:rFonts w:hint="eastAsia" w:ascii="Arial Narrow" w:hAnsi="Arial Narrow" w:eastAsia="仿宋_GB2312" w:cs="Arial Narrow"/>
-          <w:spacing w:val="4"/>
-          <w:sz w:val="24"/>
-          <w:szCs w:val="24"/>
-          <w:lang w:eastAsia="zh-CN"/>
-        </w:rPr>
-        <w:t>我们提醒财务报表使用者关注，如财务报表附注×所述，{{company_short_name}}{{audit_year}}年发生净亏损×元，且于{{audit_period_end}}，{{company_short_name}}流动负债高于资产总额×元；这些事项或情况，连同财务报表附注×所示的其他事项，表明存在可能导致对{{company_short_name}}持续经营能力产生重大疑虑的重大不确定性。该事项不影响已发表的审计意见。</w:t>
+          <w:sz w:val="24"/>
+          <w:szCs w:val="24"/>
+          <w:lang w:eastAsia="zh-CN"/>
+        </w:rPr>
+      </w:pPr>
+      <w:r>
+        <w:rPr>
+          <w:rFonts w:hint="eastAsia" w:ascii="Times New Roman" w:hAnsi="Times New Roman" w:eastAsia="仿宋_GB2312" w:cs="Arial Narrow"/>
+          <w:sz w:val="24"/>
+          <w:szCs w:val="24"/>
+          <w:lang w:eastAsia="zh-CN"/>
+        </w:rPr>
+        <w:t>我们提醒财务报表使用者关注，</w:t>
+      </w:r>
+      <w:r>
+        <w:rPr>
+          <w:rFonts w:hint="eastAsia" w:ascii="Times New Roman" w:hAnsi="Times New Roman" w:eastAsia="仿宋_GB2312" w:cs="Arial Narrow"/>
+          <w:color w:val="FF0000"/>
+          <w:sz w:val="24"/>
+          <w:szCs w:val="24"/>
+          <w:lang w:eastAsia="zh-CN"/>
+        </w:rPr>
+        <w:t>财务报表附注</w:t>
+      </w:r>
+      <w:r>
+        <w:rPr>
+          <w:rFonts w:ascii="Times New Roman" w:hAnsi="Times New Roman" w:eastAsia="仿宋_GB2312" w:cs="Arial Narrow"/>
+          <w:color w:val="FF0000"/>
+          <w:sz w:val="24"/>
+          <w:szCs w:val="24"/>
+          <w:lang w:eastAsia="zh-CN"/>
+        </w:rPr>
+        <w:t>×</w:t>
+      </w:r>
+      <w:r>
+        <w:rPr>
+          <w:rFonts w:hint="eastAsia" w:ascii="Times New Roman" w:hAnsi="Times New Roman" w:eastAsia="仿宋_GB2312" w:cs="Arial Narrow"/>
+          <w:color w:val="FF0000"/>
+          <w:sz w:val="24"/>
+          <w:szCs w:val="24"/>
+          <w:lang w:eastAsia="zh-CN"/>
+        </w:rPr>
+        <w:t>描述了</w:t>
+      </w:r>
+      <w:r>
+        <w:rPr>
+          <w:rFonts w:ascii="Times New Roman" w:hAnsi="Times New Roman" w:eastAsia="仿宋_GB2312" w:cs="Arial Narrow"/>
+          <w:color w:val="FF0000"/>
+          <w:sz w:val="24"/>
+          <w:szCs w:val="24"/>
+          <w:lang w:eastAsia="zh-CN"/>
+        </w:rPr>
+        <w:t>×</w:t>
+      </w:r>
+      <w:r>
+        <w:rPr>
+          <w:rFonts w:hint="eastAsia" w:ascii="Times New Roman" w:hAnsi="Times New Roman" w:eastAsia="仿宋_GB2312" w:cs="Arial Narrow"/>
+          <w:color w:val="FF0000"/>
+          <w:sz w:val="24"/>
+          <w:szCs w:val="24"/>
+          <w:lang w:eastAsia="zh-CN"/>
+        </w:rPr>
+        <w:t>影响</w:t>
+      </w:r>
+      <w:r>
+        <w:rPr>
+          <w:rFonts w:hint="eastAsia" w:ascii="Times New Roman" w:hAnsi="Times New Roman" w:eastAsia="仿宋_GB2312" w:cs="Arial Narrow"/>
+          <w:sz w:val="24"/>
+          <w:szCs w:val="24"/>
+          <w:lang w:eastAsia="zh-CN"/>
+        </w:rPr>
+        <w:t>。本段内容不影响已发表的审计意见。</w:t>
       </w:r>
     </w:p>
     <w:p>
@@ -1545,7 +1745,6 @@
           <w:rFonts w:ascii="Arial Narrow" w:hAnsi="Arial Narrow" w:eastAsia="仿宋_GB2312" w:cs="Arial Narrow"/>
           <w:b/>
           <w:bCs/>
-          <w:i/>
           <w:color w:val="0000FF"/>
           <w:sz w:val="24"/>
           <w:szCs w:val="24"/>
@@ -1562,88 +1761,33 @@
           <w:szCs w:val="24"/>
           <w:lang w:eastAsia="zh-CN"/>
         </w:rPr>
-        <w:t>X、强调事项</w:t>
+        <w:t>X、其他事项</w:t>
       </w:r>
     </w:p>
     <w:p>
       <w:pPr>
         <w:spacing w:before="120" w:after="0" w:line="300" w:lineRule="auto"/>
-        <w:ind w:left="0" w:leftChars="0" w:right="0" w:rightChars="0" w:firstLineChars="200"/>
+        <w:ind w:left="0" w:leftChars="0" w:right="0" w:rightChars="0" w:firstLine="496" w:firstLineChars="200"/>
         <w:jc w:val="both"/>
         <w:rPr>
           <w:rFonts w:ascii="Arial Narrow" w:hAnsi="Arial Narrow" w:eastAsia="仿宋_GB2312" w:cs="Arial Narrow"/>
-          <w:sz w:val="24"/>
-          <w:szCs w:val="24"/>
-          <w:lang w:eastAsia="zh-CN"/>
-        </w:rPr>
-      </w:pPr>
-      <w:r>
-        <w:rPr>
-          <w:rFonts w:hint="eastAsia" w:ascii="Arial Narrow" w:hAnsi="Arial Narrow" w:eastAsia="仿宋_GB2312" w:cs="Arial Narrow"/>
-          <w:sz w:val="24"/>
-          <w:szCs w:val="24"/>
-          <w:lang w:eastAsia="zh-CN"/>
-        </w:rPr>
-        <w:t>我们提醒财务报表使用者关注，</w:t>
-      </w:r>
-      <w:r>
-        <w:rPr>
-          <w:rFonts w:hint="eastAsia" w:ascii="Arial Narrow" w:hAnsi="Arial Narrow" w:eastAsia="仿宋_GB2312" w:cs="Arial Narrow"/>
           <w:color w:val="FF0000"/>
-          <w:sz w:val="24"/>
-          <w:szCs w:val="24"/>
-          <w:lang w:eastAsia="zh-CN"/>
-        </w:rPr>
-        <w:t>财务报表附注</w:t>
-      </w:r>
-      <w:r>
-        <w:rPr>
-          <w:rFonts w:ascii="Arial Narrow" w:hAnsi="Arial Narrow" w:eastAsia="仿宋_GB2312" w:cs="Arial Narrow"/>
+          <w:spacing w:val="4"/>
+          <w:sz w:val="24"/>
+          <w:szCs w:val="24"/>
+          <w:lang w:eastAsia="zh-CN"/>
+        </w:rPr>
+      </w:pPr>
+      <w:r>
+        <w:rPr>
+          <w:rFonts w:ascii="Times New Roman" w:hAnsi="Times New Roman" w:eastAsia="仿宋_GB2312" w:cs="Arial Narrow"/>
           <w:color w:val="FF0000"/>
-          <w:sz w:val="24"/>
-          <w:szCs w:val="24"/>
-          <w:lang w:eastAsia="zh-CN"/>
-        </w:rPr>
-        <w:t>×</w:t>
-      </w:r>
-      <w:r>
-        <w:rPr>
-          <w:rFonts w:hint="eastAsia" w:ascii="Arial Narrow" w:hAnsi="Arial Narrow" w:eastAsia="仿宋_GB2312" w:cs="Arial Narrow"/>
-          <w:color w:val="FF0000"/>
-          <w:sz w:val="24"/>
-          <w:szCs w:val="24"/>
-          <w:lang w:eastAsia="zh-CN"/>
-        </w:rPr>
-        <w:t>描述了</w:t>
-      </w:r>
-      <w:r>
-        <w:rPr>
-          <w:rFonts w:ascii="Arial Narrow" w:hAnsi="Arial Narrow" w:eastAsia="仿宋_GB2312" w:cs="Arial Narrow"/>
-          <w:color w:val="FF0000"/>
-          <w:sz w:val="24"/>
-          <w:szCs w:val="24"/>
-          <w:lang w:eastAsia="zh-CN"/>
-        </w:rPr>
-        <w:t>×</w:t>
-      </w:r>
-      <w:r>
-        <w:rPr>
-          <w:rFonts w:hint="eastAsia" w:ascii="Arial Narrow" w:hAnsi="Arial Narrow" w:eastAsia="仿宋_GB2312" w:cs="Arial Narrow"/>
-          <w:color w:val="FF0000"/>
-          <w:sz w:val="24"/>
-          <w:szCs w:val="24"/>
-          <w:lang w:eastAsia="zh-CN"/>
-        </w:rPr>
-        <w:t>影响</w:t>
-      </w:r>
-      <w:r>
-        <w:rPr>
-          <w:rFonts w:hint="eastAsia" w:ascii="Arial Narrow" w:hAnsi="Arial Narrow" w:eastAsia="仿宋_GB2312" w:cs="Arial Narrow"/>
-          <w:sz w:val="24"/>
-          <w:szCs w:val="24"/>
-          <w:lang w:eastAsia="zh-CN"/>
-        </w:rPr>
-        <w:t>。本段内容不影响已发表的审计意见。</w:t>
+          <w:spacing w:val="4"/>
+          <w:sz w:val="24"/>
+          <w:szCs w:val="24"/>
+          <w:lang w:eastAsia="zh-CN"/>
+        </w:rPr>
+        <w:t>{{prior_period_end}}的资产负债表，2024年度的利润表、现金流量表、股东权益变动表以及相关财务报表附注由其他会计师事务所审计，并于{{audit_year}}年3月31日发表了无保留意见。</w:t>
       </w:r>
     </w:p>
     <w:p>
@@ -1660,49 +1804,94 @@
           <w:rFonts w:ascii="Arial Narrow" w:hAnsi="Arial Narrow" w:eastAsia="仿宋_GB2312" w:cs="Arial Narrow"/>
           <w:b/>
           <w:bCs/>
-          <w:color w:val="0000FF"/>
-          <w:sz w:val="24"/>
-          <w:szCs w:val="24"/>
-          <w:lang w:eastAsia="zh-CN"/>
-        </w:rPr>
-      </w:pPr>
-      <w:r>
-        <w:rPr>
-          <w:rFonts w:ascii="Arial Narrow" w:hAnsi="Arial Narrow" w:eastAsia="仿宋_GB2312" w:cs="Arial Narrow"/>
+          <w:sz w:val="24"/>
+          <w:szCs w:val="24"/>
+          <w:lang w:eastAsia="zh-CN"/>
+        </w:rPr>
+      </w:pPr>
+      <w:r>
+        <w:rPr>
+          <w:rFonts w:hint="eastAsia" w:ascii="Arial Narrow" w:hAnsi="Arial Narrow" w:eastAsia="仿宋_GB2312" w:cs="Arial Narrow"/>
           <w:b/>
           <w:bCs/>
-          <w:color w:val="FF0000"/>
-          <w:sz w:val="24"/>
-          <w:szCs w:val="24"/>
-          <w:lang w:eastAsia="zh-CN"/>
-        </w:rPr>
-        <w:t>X、其他事项</w:t>
+          <w:sz w:val="24"/>
+          <w:szCs w:val="24"/>
+          <w:lang w:eastAsia="zh-CN"/>
+        </w:rPr>
+        <w:t>四、管理层和治理层对财务报表的责任</w:t>
       </w:r>
     </w:p>
     <w:p>
       <w:pPr>
         <w:spacing w:before="120" w:after="0" w:line="300" w:lineRule="auto"/>
-        <w:ind w:left="0" w:leftChars="0" w:right="0" w:rightChars="0" w:firstLineChars="200"/>
+        <w:ind w:left="0" w:leftChars="0" w:right="0" w:rightChars="0" w:firstLine="496" w:firstLineChars="200"/>
         <w:jc w:val="both"/>
         <w:rPr>
           <w:rFonts w:ascii="Arial Narrow" w:hAnsi="Arial Narrow" w:eastAsia="仿宋_GB2312" w:cs="Arial Narrow"/>
+          <w:spacing w:val="4"/>
+          <w:sz w:val="24"/>
+          <w:szCs w:val="24"/>
+          <w:lang w:eastAsia="zh-CN"/>
+        </w:rPr>
+      </w:pPr>
+      <w:r>
+        <w:rPr>
+          <w:rFonts w:ascii="Times New Roman" w:hAnsi="Times New Roman" w:eastAsia="仿宋_GB2312" w:cs="Arial Narrow"/>
           <w:color w:val="FF0000"/>
           <w:spacing w:val="4"/>
           <w:sz w:val="24"/>
           <w:szCs w:val="24"/>
           <w:lang w:eastAsia="zh-CN"/>
         </w:rPr>
-      </w:pPr>
-      <w:r>
-        <w:rPr>
-          <w:rFonts w:ascii="Arial Narrow" w:hAnsi="Arial Narrow" w:eastAsia="仿宋_GB2312" w:cs="Arial Narrow"/>
-          <w:color w:val="FF0000"/>
+        <w:t>{{company_short_name}}管理层负责按照企业会计准则的规定编制财务报表，使其实现公允反映，并设计、执行和维护必要的内部控制，以使财务报表不存在由于舞弊或错误导致的重大错报。</w:t>
+      </w:r>
+    </w:p>
+    <w:p>
+      <w:pPr>
+        <w:spacing w:before="120" w:after="0" w:line="300" w:lineRule="auto"/>
+        <w:ind w:left="0" w:leftChars="0" w:right="0" w:rightChars="0" w:firstLine="496" w:firstLineChars="200"/>
+        <w:jc w:val="both"/>
+        <w:rPr>
+          <w:rFonts w:ascii="Arial Narrow" w:hAnsi="Arial Narrow" w:eastAsia="仿宋_GB2312" w:cs="Arial Narrow"/>
           <w:spacing w:val="4"/>
           <w:sz w:val="24"/>
           <w:szCs w:val="24"/>
           <w:lang w:eastAsia="zh-CN"/>
         </w:rPr>
-        <w:t>{{prior_period_end}}的资产负债表，2024年度的利润表、现金流量表、股东权益变动表以及相关财务报表附注由其他会计师事务所审计，并于{{audit_year}}年3月31日发表了无保留意见。</w:t>
+      </w:pPr>
+      <w:r>
+        <w:rPr>
+          <w:rFonts w:hint="eastAsia" w:ascii="Times New Roman" w:hAnsi="Times New Roman" w:eastAsia="仿宋_GB2312" w:cs="Arial Narrow"/>
+          <w:spacing w:val="4"/>
+          <w:sz w:val="24"/>
+          <w:szCs w:val="24"/>
+          <w:lang w:eastAsia="zh-CN"/>
+        </w:rPr>
+        <w:t>在编制财务报表时，管理层负责评估{{company_short_name}}的持续经营能力，披露与持续经营相关的事项（如适用），并运用持续经营假设，除非管理层计划清算{{company_short_name}}、终止运营或别无其他现实的选择。</w:t>
+      </w:r>
+    </w:p>
+    <w:p>
+      <w:pPr>
+        <w:spacing w:before="120" w:after="0" w:line="300" w:lineRule="auto"/>
+        <w:ind w:left="0" w:leftChars="0" w:right="0" w:rightChars="0" w:firstLine="496" w:firstLineChars="200"/>
+        <w:jc w:val="both"/>
+        <w:rPr>
+          <w:rFonts w:ascii="Arial Narrow" w:hAnsi="Arial Narrow" w:eastAsia="仿宋_GB2312" w:cs="Arial Narrow"/>
+          <w:spacing w:val="4"/>
+          <w:sz w:val="24"/>
+          <w:szCs w:val="24"/>
+          <w:lang w:eastAsia="zh-CN"/>
+        </w:rPr>
+      </w:pPr>
+      <w:r>
+        <w:rPr>
+          <w:rFonts w:hint="eastAsia" w:ascii="Times New Roman" w:hAnsi="Times New Roman" w:eastAsia="仿宋_GB2312" w:cs="Arial Narrow"/>
+          <w:spacing w:val="4"/>
+          <w:sz w:val="24"/>
+          <w:szCs w:val="24"/>
+          <w:lang w:eastAsia="zh-CN"/>
+        </w:rPr>
+        <w:t>治理层负责监督{{company_short_name}}的财务报告过程。</w:t>
       </w:r>
     </w:p>
     <w:p>
@@ -1733,7 +1922,175 @@
           <w:szCs w:val="24"/>
           <w:lang w:eastAsia="zh-CN"/>
         </w:rPr>
-        <w:t>四、管理层和治理层对财务报表的责任</w:t>
+        <w:t>五、注册会计师对财务报表审计的责任</w:t>
+      </w:r>
+    </w:p>
+    <w:p>
+      <w:pPr>
+        <w:spacing w:before="120" w:after="0" w:line="300" w:lineRule="auto"/>
+        <w:ind w:left="0" w:leftChars="0" w:right="0" w:rightChars="0" w:firstLine="496" w:firstLineChars="200"/>
+        <w:jc w:val="both"/>
+        <w:rPr>
+          <w:rFonts w:ascii="Arial Narrow" w:hAnsi="Arial Narrow" w:eastAsia="仿宋_GB2312" w:cs="Arial Narrow"/>
+          <w:spacing w:val="4"/>
+          <w:sz w:val="24"/>
+          <w:szCs w:val="24"/>
+          <w:lang w:eastAsia="zh-CN"/>
+        </w:rPr>
+      </w:pPr>
+      <w:r>
+        <w:rPr>
+          <w:rFonts w:hint="eastAsia" w:ascii="Times New Roman" w:hAnsi="Times New Roman" w:eastAsia="仿宋_GB2312" w:cs="Arial Narrow"/>
+          <w:spacing w:val="4"/>
+          <w:sz w:val="24"/>
+          <w:szCs w:val="24"/>
+          <w:lang w:eastAsia="zh-CN"/>
+        </w:rPr>
+        <w:t>我们的目标是对财务报表整体是否不存在由于舞弊或错误导致的重大错报获取合理保证，并出具包含审计意见的审计报告。合理保证是高水平的保证，但并不能保证按照审计准则执行的审计在某一重大错报存在时总能发现。错报可能由于舞弊或错误导致，如果合理预期错报单独或汇总起来可能影响财务报表使用者依据财务报表作出的经济决策，则通常认为错报是重大的。</w:t>
+      </w:r>
+    </w:p>
+    <w:p>
+      <w:pPr>
+        <w:spacing w:before="120" w:after="0" w:line="300" w:lineRule="auto"/>
+        <w:ind w:left="0" w:leftChars="0" w:right="0" w:rightChars="0" w:firstLine="496" w:firstLineChars="200"/>
+        <w:jc w:val="both"/>
+        <w:rPr>
+          <w:rFonts w:ascii="Arial Narrow" w:hAnsi="Arial Narrow" w:eastAsia="仿宋_GB2312" w:cs="Arial Narrow"/>
+          <w:spacing w:val="4"/>
+          <w:sz w:val="24"/>
+          <w:szCs w:val="24"/>
+          <w:lang w:eastAsia="zh-CN"/>
+        </w:rPr>
+      </w:pPr>
+      <w:r>
+        <w:rPr>
+          <w:rFonts w:hint="eastAsia" w:ascii="Times New Roman" w:hAnsi="Times New Roman" w:eastAsia="仿宋_GB2312" w:cs="Arial Narrow"/>
+          <w:spacing w:val="4"/>
+          <w:sz w:val="24"/>
+          <w:szCs w:val="24"/>
+          <w:lang w:eastAsia="zh-CN"/>
+        </w:rPr>
+        <w:t>在按照审计准则执行审计工作的过程中，我们运用职业判断，并保持职业怀疑。同时，我们也执行以下工作：</w:t>
+      </w:r>
+    </w:p>
+    <w:p>
+      <w:pPr>
+        <w:spacing w:before="120" w:after="0" w:line="300" w:lineRule="auto"/>
+        <w:ind w:left="0" w:leftChars="0" w:right="0" w:rightChars="0" w:firstLine="496" w:firstLineChars="200"/>
+        <w:jc w:val="both"/>
+        <w:rPr>
+          <w:rFonts w:ascii="Arial Narrow" w:hAnsi="Arial Narrow" w:eastAsia="仿宋_GB2312" w:cs="Arial Narrow"/>
+          <w:spacing w:val="4"/>
+          <w:sz w:val="24"/>
+          <w:szCs w:val="24"/>
+          <w:lang w:eastAsia="zh-CN"/>
+        </w:rPr>
+      </w:pPr>
+      <w:r>
+        <w:rPr>
+          <w:rFonts w:hint="eastAsia" w:ascii="Times New Roman" w:hAnsi="Times New Roman" w:eastAsia="仿宋_GB2312" w:cs="Arial Narrow"/>
+          <w:spacing w:val="4"/>
+          <w:sz w:val="24"/>
+          <w:szCs w:val="24"/>
+          <w:lang w:eastAsia="zh-CN"/>
+        </w:rPr>
+        <w:t>（1）识别和评估由于舞弊或错误导致的财务报表重大错报风险，设计和实施审计程序以应对这些风险，并获取充分、适当的审计证据，作为发表审计意见的基础。由于舞弊可能涉及串通、伪造、故意遗漏、虚假陈述或凌驾于内部控制之上，未能发现由于舞弊导致的重大错报的风险高于未能发现由于错误导致的重大错报的风险。</w:t>
+      </w:r>
+    </w:p>
+    <w:p>
+      <w:pPr>
+        <w:spacing w:before="120" w:after="0" w:line="300" w:lineRule="auto"/>
+        <w:ind w:left="0" w:leftChars="0" w:right="0" w:rightChars="0" w:firstLine="496" w:firstLineChars="200"/>
+        <w:jc w:val="both"/>
+        <w:rPr>
+          <w:rFonts w:ascii="Arial Narrow" w:hAnsi="Arial Narrow" w:eastAsia="仿宋_GB2312" w:cs="Arial Narrow"/>
+          <w:spacing w:val="4"/>
+          <w:sz w:val="24"/>
+          <w:szCs w:val="24"/>
+          <w:lang w:eastAsia="zh-CN"/>
+        </w:rPr>
+      </w:pPr>
+      <w:r>
+        <w:rPr>
+          <w:rFonts w:hint="eastAsia" w:ascii="Times New Roman" w:hAnsi="Times New Roman" w:eastAsia="仿宋_GB2312" w:cs="Arial Narrow"/>
+          <w:spacing w:val="4"/>
+          <w:sz w:val="24"/>
+          <w:szCs w:val="24"/>
+          <w:lang w:eastAsia="zh-CN"/>
+        </w:rPr>
+        <w:t>（2）了解与审计相关的内部控制，以设计恰当的审计程序，但目的并非对内部控制的有效性发表意见。</w:t>
+      </w:r>
+    </w:p>
+    <w:p>
+      <w:pPr>
+        <w:spacing w:before="120" w:after="0" w:line="300" w:lineRule="auto"/>
+        <w:ind w:left="0" w:leftChars="0" w:right="0" w:rightChars="0" w:firstLine="496" w:firstLineChars="200"/>
+        <w:jc w:val="both"/>
+        <w:rPr>
+          <w:rFonts w:ascii="Arial Narrow" w:hAnsi="Arial Narrow" w:eastAsia="仿宋_GB2312" w:cs="Arial Narrow"/>
+          <w:spacing w:val="4"/>
+          <w:sz w:val="24"/>
+          <w:szCs w:val="24"/>
+          <w:lang w:eastAsia="zh-CN"/>
+        </w:rPr>
+      </w:pPr>
+      <w:r>
+        <w:rPr>
+          <w:rFonts w:hint="eastAsia" w:ascii="Times New Roman" w:hAnsi="Times New Roman" w:eastAsia="仿宋_GB2312" w:cs="Arial Narrow"/>
+          <w:spacing w:val="4"/>
+          <w:sz w:val="24"/>
+          <w:szCs w:val="24"/>
+          <w:lang w:eastAsia="zh-CN"/>
+        </w:rPr>
+        <w:t>（3）评价管理层选用会计政策的恰当性和作出会计估计及相关披露的合理性。</w:t>
+      </w:r>
+    </w:p>
+    <w:p>
+      <w:pPr>
+        <w:spacing w:before="120" w:after="0" w:line="300" w:lineRule="auto"/>
+        <w:ind w:left="0" w:leftChars="0" w:right="0" w:rightChars="0" w:firstLine="496" w:firstLineChars="200"/>
+        <w:jc w:val="both"/>
+        <w:rPr>
+          <w:rFonts w:ascii="Arial Narrow" w:hAnsi="Arial Narrow" w:eastAsia="仿宋_GB2312" w:cs="Arial Narrow"/>
+          <w:spacing w:val="4"/>
+          <w:sz w:val="24"/>
+          <w:szCs w:val="24"/>
+          <w:lang w:eastAsia="zh-CN"/>
+        </w:rPr>
+      </w:pPr>
+      <w:r>
+        <w:rPr>
+          <w:rFonts w:hint="eastAsia" w:ascii="Times New Roman" w:hAnsi="Times New Roman" w:eastAsia="仿宋_GB2312" w:cs="Arial Narrow"/>
+          <w:spacing w:val="4"/>
+          <w:sz w:val="24"/>
+          <w:szCs w:val="24"/>
+          <w:lang w:eastAsia="zh-CN"/>
+        </w:rPr>
+        <w:t>（4）对管理层使用持续经营假设的恰当性得出结论。同时，根据所获取的审计证据，就可能导致对{{company_short_name}}的持续经营能力产生重大疑虑的事项或情况是否存在重大不确定性得出结论。如果我们得出结论认为存在重大不确定性，审计准则要求我们在审计报告中提请报表使用者注意财务报表中的相关披露；如果披露不充分，我们应当发表非无保留意见。我们的结论基于截至审计报告日可获得的信息。然而，未来的事项或情况可能导致{{company_short_name}}不能持续经营。</w:t>
+      </w:r>
+    </w:p>
+    <w:p>
+      <w:pPr>
+        <w:spacing w:before="120" w:after="0" w:line="300" w:lineRule="auto"/>
+        <w:ind w:left="0" w:leftChars="0" w:right="0" w:rightChars="0" w:firstLine="496" w:firstLineChars="200"/>
+        <w:jc w:val="both"/>
+        <w:rPr>
+          <w:rFonts w:ascii="Arial Narrow" w:hAnsi="Arial Narrow" w:eastAsia="仿宋_GB2312" w:cs="Arial Narrow"/>
+          <w:spacing w:val="4"/>
+          <w:sz w:val="24"/>
+          <w:szCs w:val="24"/>
+          <w:lang w:eastAsia="zh-CN"/>
+        </w:rPr>
+      </w:pPr>
+      <w:r>
+        <w:rPr>
+          <w:rFonts w:hint="eastAsia" w:ascii="Times New Roman" w:hAnsi="Times New Roman" w:eastAsia="仿宋_GB2312" w:cs="Arial Narrow"/>
+          <w:spacing w:val="4"/>
+          <w:sz w:val="24"/>
+          <w:szCs w:val="24"/>
+          <w:lang w:eastAsia="zh-CN"/>
+        </w:rPr>
+        <w:t>（5）评价财务报表的总体列报、结构和内容（包括披露），并评价财务报表是否公允反映相关交易和事项。</w:t>
       </w:r>
     </w:p>
     <w:p>
@@ -1751,44 +2108,19 @@
       </w:pPr>
       <w:r>
         <w:rPr>
-          <w:rFonts w:ascii="Arial Narrow" w:hAnsi="Arial Narrow" w:eastAsia="仿宋_GB2312" w:cs="Arial Narrow"/>
-          <w:color w:val="FF0000"/>
-          <w:spacing w:val="4"/>
-          <w:sz w:val="24"/>
-          <w:szCs w:val="24"/>
-          <w:lang w:eastAsia="zh-CN"/>
-        </w:rPr>
-        <w:t>{{company_short_name}}管理层负责按照企业会计准则的规定编制财务报表，使其实现公允反映，并设计、执行和维护必要的内部控制，以使财务报表不存在由于舞弊或错误导致的重大错报。</w:t>
-      </w:r>
-    </w:p>
-    <w:p>
-      <w:pPr>
-        <w:spacing w:before="120" w:after="0" w:line="300" w:lineRule="auto"/>
-        <w:ind w:left="0" w:leftChars="0" w:right="0" w:rightChars="0" w:firstLineChars="200"/>
-        <w:jc w:val="both"/>
-        <w:rPr>
-          <w:rFonts w:ascii="Arial Narrow" w:hAnsi="Arial Narrow" w:eastAsia="仿宋_GB2312" w:cs="Arial Narrow"/>
-          <w:spacing w:val="4"/>
-          <w:sz w:val="24"/>
-          <w:szCs w:val="24"/>
-          <w:lang w:eastAsia="zh-CN"/>
-        </w:rPr>
-      </w:pPr>
-      <w:r>
-        <w:rPr>
           <w:rFonts w:hint="eastAsia" w:ascii="Arial Narrow" w:hAnsi="Arial Narrow" w:eastAsia="仿宋_GB2312" w:cs="Arial Narrow"/>
           <w:spacing w:val="4"/>
           <w:sz w:val="24"/>
           <w:szCs w:val="24"/>
           <w:lang w:eastAsia="zh-CN"/>
         </w:rPr>
-        <w:t>在编制财务报表时，管理层负责评估{{company_short_name}}的持续经营能力，披露与持续经营相关的事项（如适用），并运用持续经营假设，除非管理层计划清算{{company_short_name}}、终止运营或别无其他现实的选择。</w:t>
+        <w:t>##NOTE:单体复核:以下涉及合并/集团审计，单体报告可能需删除或调整## （6）就{{company_short_name}}中实体或业务活动的财务信息获取充分、适当的审计证据，以对财务报表发表意见。我们负责指导、监督和执行集团审计，并对审计意见承担全部责任。</w:t>
       </w:r>
     </w:p>
     <w:p>
       <w:pPr>
         <w:spacing w:before="120" w:after="0" w:line="300" w:lineRule="auto"/>
-        <w:ind w:left="0" w:leftChars="0" w:right="0" w:rightChars="0" w:firstLineChars="200"/>
+        <w:ind w:left="0" w:leftChars="0" w:right="0" w:rightChars="0" w:firstLine="496" w:firstLineChars="200"/>
         <w:jc w:val="both"/>
         <w:rPr>
           <w:rFonts w:ascii="Arial Narrow" w:hAnsi="Arial Narrow" w:eastAsia="仿宋_GB2312" w:cs="Arial Narrow"/>
@@ -1800,254 +2132,7 @@
       </w:pPr>
       <w:r>
         <w:rPr>
-          <w:rFonts w:hint="eastAsia" w:ascii="Arial Narrow" w:hAnsi="Arial Narrow" w:eastAsia="仿宋_GB2312" w:cs="Arial Narrow"/>
-          <w:spacing w:val="4"/>
-          <w:sz w:val="24"/>
-          <w:szCs w:val="24"/>
-          <w:lang w:eastAsia="zh-CN"/>
-        </w:rPr>
-        <w:t>治理层负责监督{{company_short_name}}的财务报告过程。</w:t>
-      </w:r>
-    </w:p>
-    <w:p>
-      <w:pPr>
-        <w:numPr>
-          <w:ilvl w:val="0"/>
-          <w:numId w:val="0"/>
-        </w:numPr>
-        <w:spacing w:before="120" w:after="120" w:line="300" w:lineRule="auto"/>
-        <w:ind w:left="0" w:leftChars="0" w:right="0" w:rightChars="0" w:firstLineChars="200"/>
-        <w:jc w:val="both"/>
-        <w:outlineLvl w:val="0"/>
-        <w:rPr>
-          <w:rFonts w:ascii="Arial Narrow" w:hAnsi="Arial Narrow" w:eastAsia="仿宋_GB2312" w:cs="Arial Narrow"/>
-          <w:b/>
-          <w:bCs/>
-          <w:sz w:val="24"/>
-          <w:szCs w:val="24"/>
-          <w:lang w:eastAsia="zh-CN"/>
-        </w:rPr>
-      </w:pPr>
-      <w:r>
-        <w:rPr>
-          <w:rFonts w:hint="eastAsia" w:ascii="Arial Narrow" w:hAnsi="Arial Narrow" w:eastAsia="仿宋_GB2312" w:cs="Arial Narrow"/>
-          <w:b/>
-          <w:bCs/>
-          <w:sz w:val="24"/>
-          <w:szCs w:val="24"/>
-          <w:lang w:eastAsia="zh-CN"/>
-        </w:rPr>
-        <w:t>五、注册会计师对财务报表审计的责任</w:t>
-      </w:r>
-    </w:p>
-    <w:p>
-      <w:pPr>
-        <w:spacing w:before="120" w:after="0" w:line="300" w:lineRule="auto"/>
-        <w:ind w:left="0" w:leftChars="0" w:right="0" w:rightChars="0" w:firstLineChars="200"/>
-        <w:jc w:val="both"/>
-        <w:rPr>
-          <w:rFonts w:ascii="Arial Narrow" w:hAnsi="Arial Narrow" w:eastAsia="仿宋_GB2312" w:cs="Arial Narrow"/>
-          <w:spacing w:val="4"/>
-          <w:sz w:val="24"/>
-          <w:szCs w:val="24"/>
-          <w:lang w:eastAsia="zh-CN"/>
-        </w:rPr>
-      </w:pPr>
-      <w:r>
-        <w:rPr>
-          <w:rFonts w:hint="eastAsia" w:ascii="Arial Narrow" w:hAnsi="Arial Narrow" w:eastAsia="仿宋_GB2312" w:cs="Arial Narrow"/>
-          <w:spacing w:val="4"/>
-          <w:sz w:val="24"/>
-          <w:szCs w:val="24"/>
-          <w:lang w:eastAsia="zh-CN"/>
-        </w:rPr>
-        <w:t>我们的目标是对财务报表整体是否不存在由于舞弊或错误导致的重大错报获取合理保证，并出具包含审计意见的审计报告。合理保证是高水平的保证，但并不能保证按照审计准则执行的审计在某一重大错报存在时总能发现。错报可能由于舞弊或错误导致，如果合理预期错报单独或汇总起来可能影响财务报表使用者依据财务报表作出的经济决策，则通常认为错报是重大的。</w:t>
-      </w:r>
-    </w:p>
-    <w:p>
-      <w:pPr>
-        <w:spacing w:before="120" w:after="0" w:line="300" w:lineRule="auto"/>
-        <w:ind w:left="0" w:leftChars="0" w:right="0" w:rightChars="0" w:firstLineChars="200"/>
-        <w:jc w:val="both"/>
-        <w:rPr>
-          <w:rFonts w:ascii="Arial Narrow" w:hAnsi="Arial Narrow" w:eastAsia="仿宋_GB2312" w:cs="Arial Narrow"/>
-          <w:spacing w:val="4"/>
-          <w:sz w:val="24"/>
-          <w:szCs w:val="24"/>
-          <w:lang w:eastAsia="zh-CN"/>
-        </w:rPr>
-      </w:pPr>
-      <w:r>
-        <w:rPr>
-          <w:rFonts w:hint="eastAsia" w:ascii="Arial Narrow" w:hAnsi="Arial Narrow" w:eastAsia="仿宋_GB2312" w:cs="Arial Narrow"/>
-          <w:spacing w:val="4"/>
-          <w:sz w:val="24"/>
-          <w:szCs w:val="24"/>
-          <w:lang w:eastAsia="zh-CN"/>
-        </w:rPr>
-        <w:t>在按照审计准则执行审计工作的过程中，我们运用职业判断，并保持职业怀疑。同时，我们也执行以下工作：</w:t>
-      </w:r>
-    </w:p>
-    <w:p>
-      <w:pPr>
-        <w:spacing w:before="120" w:after="0" w:line="300" w:lineRule="auto"/>
-        <w:ind w:left="0" w:leftChars="0" w:right="0" w:rightChars="0" w:firstLineChars="200"/>
-        <w:jc w:val="both"/>
-        <w:rPr>
-          <w:rFonts w:ascii="Arial Narrow" w:hAnsi="Arial Narrow" w:eastAsia="仿宋_GB2312" w:cs="Arial Narrow"/>
-          <w:spacing w:val="4"/>
-          <w:sz w:val="24"/>
-          <w:szCs w:val="24"/>
-          <w:lang w:eastAsia="zh-CN"/>
-        </w:rPr>
-      </w:pPr>
-      <w:r>
-        <w:rPr>
-          <w:rFonts w:hint="eastAsia" w:ascii="Arial Narrow" w:hAnsi="Arial Narrow" w:eastAsia="仿宋_GB2312" w:cs="Arial Narrow"/>
-          <w:spacing w:val="4"/>
-          <w:sz w:val="24"/>
-          <w:szCs w:val="24"/>
-          <w:lang w:eastAsia="zh-CN"/>
-        </w:rPr>
-        <w:t>（1）识别和评估由于舞弊或错误导致的财务报表重大错报风险，设计和实施审计程序以应对这些风险，并获取充分、适当的审计证据，作为发表审计意见的基础。由于舞弊可能涉及串通、伪造、故意遗漏、虚假陈述或凌驾于内部控制之上，未能发现由于舞弊导致的重大错报的风险高于未能发现由于错误导致的重大错报的风险。</w:t>
-      </w:r>
-    </w:p>
-    <w:p>
-      <w:pPr>
-        <w:spacing w:before="120" w:after="0" w:line="300" w:lineRule="auto"/>
-        <w:ind w:left="0" w:leftChars="0" w:right="0" w:rightChars="0" w:firstLineChars="200"/>
-        <w:jc w:val="both"/>
-        <w:rPr>
-          <w:rFonts w:ascii="Arial Narrow" w:hAnsi="Arial Narrow" w:eastAsia="仿宋_GB2312" w:cs="Arial Narrow"/>
-          <w:spacing w:val="4"/>
-          <w:sz w:val="24"/>
-          <w:szCs w:val="24"/>
-          <w:lang w:eastAsia="zh-CN"/>
-        </w:rPr>
-      </w:pPr>
-      <w:r>
-        <w:rPr>
-          <w:rFonts w:hint="eastAsia" w:ascii="Arial Narrow" w:hAnsi="Arial Narrow" w:eastAsia="仿宋_GB2312" w:cs="Arial Narrow"/>
-          <w:spacing w:val="4"/>
-          <w:sz w:val="24"/>
-          <w:szCs w:val="24"/>
-          <w:lang w:eastAsia="zh-CN"/>
-        </w:rPr>
-        <w:t>（2）了解与审计相关的内部控制，以设计恰当的审计程序，但目的并非对内部控制的有效性发表意见。</w:t>
-      </w:r>
-    </w:p>
-    <w:p>
-      <w:pPr>
-        <w:spacing w:before="120" w:after="0" w:line="300" w:lineRule="auto"/>
-        <w:ind w:left="0" w:leftChars="0" w:right="0" w:rightChars="0" w:firstLineChars="200"/>
-        <w:jc w:val="both"/>
-        <w:rPr>
-          <w:rFonts w:ascii="Arial Narrow" w:hAnsi="Arial Narrow" w:eastAsia="仿宋_GB2312" w:cs="Arial Narrow"/>
-          <w:spacing w:val="4"/>
-          <w:sz w:val="24"/>
-          <w:szCs w:val="24"/>
-          <w:lang w:eastAsia="zh-CN"/>
-        </w:rPr>
-      </w:pPr>
-      <w:r>
-        <w:rPr>
-          <w:rFonts w:hint="eastAsia" w:ascii="Arial Narrow" w:hAnsi="Arial Narrow" w:eastAsia="仿宋_GB2312" w:cs="Arial Narrow"/>
-          <w:spacing w:val="4"/>
-          <w:sz w:val="24"/>
-          <w:szCs w:val="24"/>
-          <w:lang w:eastAsia="zh-CN"/>
-        </w:rPr>
-        <w:t>（3）评价管理层选用会计政策的恰当性和作出会计估计及相关披露的合理性。</w:t>
-      </w:r>
-    </w:p>
-    <w:p>
-      <w:pPr>
-        <w:spacing w:before="120" w:after="0" w:line="300" w:lineRule="auto"/>
-        <w:ind w:left="0" w:leftChars="0" w:right="0" w:rightChars="0" w:firstLineChars="200"/>
-        <w:jc w:val="both"/>
-        <w:rPr>
-          <w:rFonts w:ascii="Arial Narrow" w:hAnsi="Arial Narrow" w:eastAsia="仿宋_GB2312" w:cs="Arial Narrow"/>
-          <w:spacing w:val="4"/>
-          <w:sz w:val="24"/>
-          <w:szCs w:val="24"/>
-          <w:lang w:eastAsia="zh-CN"/>
-        </w:rPr>
-      </w:pPr>
-      <w:r>
-        <w:rPr>
-          <w:rFonts w:hint="eastAsia" w:ascii="Arial Narrow" w:hAnsi="Arial Narrow" w:eastAsia="仿宋_GB2312" w:cs="Arial Narrow"/>
-          <w:spacing w:val="4"/>
-          <w:sz w:val="24"/>
-          <w:szCs w:val="24"/>
-          <w:lang w:eastAsia="zh-CN"/>
-        </w:rPr>
-        <w:t>（4）对管理层使用持续经营假设的恰当性得出结论。同时，根据所获取的审计证据，就可能导致对{{company_short_name}}的持续经营能力产生重大疑虑的事项或情况是否存在重大不确定性得出结论。如果我们得出结论认为存在重大不确定性，审计准则要求我们在审计报告中提请报表使用者注意财务报表中的相关披露；如果披露不充分，我们应当发表非无保留意见。我们的结论基于截至审计报告日可获得的信息。然而，未来的事项或情况可能导致{{company_short_name}}不能持续经营。</w:t>
-      </w:r>
-    </w:p>
-    <w:p>
-      <w:pPr>
-        <w:spacing w:before="120" w:after="0" w:line="300" w:lineRule="auto"/>
-        <w:ind w:left="0" w:leftChars="0" w:right="0" w:rightChars="0" w:firstLineChars="200"/>
-        <w:jc w:val="both"/>
-        <w:rPr>
-          <w:rFonts w:ascii="Arial Narrow" w:hAnsi="Arial Narrow" w:eastAsia="仿宋_GB2312" w:cs="Arial Narrow"/>
-          <w:spacing w:val="4"/>
-          <w:sz w:val="24"/>
-          <w:szCs w:val="24"/>
-          <w:lang w:eastAsia="zh-CN"/>
-        </w:rPr>
-      </w:pPr>
-      <w:r>
-        <w:rPr>
-          <w:rFonts w:hint="eastAsia" w:ascii="Arial Narrow" w:hAnsi="Arial Narrow" w:eastAsia="仿宋_GB2312" w:cs="Arial Narrow"/>
-          <w:spacing w:val="4"/>
-          <w:sz w:val="24"/>
-          <w:szCs w:val="24"/>
-          <w:lang w:eastAsia="zh-CN"/>
-        </w:rPr>
-        <w:t>（5）评价财务报表的总体列报、结构和内容（包括披露），并评价财务报表是否公允反映相关交易和事项。</w:t>
-      </w:r>
-    </w:p>
-    <w:p>
-      <w:pPr>
-        <w:spacing w:before="120" w:after="0" w:line="300" w:lineRule="auto"/>
-        <w:ind w:left="0" w:leftChars="0" w:right="0" w:rightChars="0" w:firstLineChars="200"/>
-        <w:jc w:val="both"/>
-        <w:rPr>
-          <w:rFonts w:ascii="Arial Narrow" w:hAnsi="Arial Narrow" w:eastAsia="仿宋_GB2312" w:cs="Arial Narrow"/>
-          <w:spacing w:val="4"/>
-          <w:sz w:val="24"/>
-          <w:szCs w:val="24"/>
-          <w:lang w:eastAsia="zh-CN"/>
-        </w:rPr>
-      </w:pPr>
-      <w:r>
-        <w:rPr>
-          <w:rFonts w:hint="eastAsia" w:ascii="Arial Narrow" w:hAnsi="Arial Narrow" w:eastAsia="仿宋_GB2312" w:cs="Arial Narrow"/>
-          <w:spacing w:val="4"/>
-          <w:sz w:val="24"/>
-          <w:szCs w:val="24"/>
-          <w:lang w:eastAsia="zh-CN"/>
-        </w:rPr>
-        <w:t>##NOTE:单体复核:以下涉及合并/集团审计，单体报告可能需删除或调整## （6）就{{company_short_name}}中实体或业务活动的财务信息获取充分、适当的审计证据，以对财务报表发表意见。我们负责指导、监督和执行集团审计，并对审计意见承担全部责任。</w:t>
-      </w:r>
-    </w:p>
-    <w:p>
-      <w:pPr>
-        <w:spacing w:before="120" w:after="0" w:line="300" w:lineRule="auto"/>
-        <w:ind w:left="0" w:leftChars="0" w:right="0" w:rightChars="0" w:firstLineChars="200"/>
-        <w:jc w:val="both"/>
-        <w:rPr>
-          <w:rFonts w:ascii="Arial Narrow" w:hAnsi="Arial Narrow" w:eastAsia="仿宋_GB2312" w:cs="Arial Narrow"/>
-          <w:spacing w:val="4"/>
-          <w:sz w:val="24"/>
-          <w:szCs w:val="24"/>
-          <w:lang w:eastAsia="zh-CN"/>
-        </w:rPr>
-      </w:pPr>
-      <w:r>
-        <w:rPr>
-          <w:rFonts w:hint="eastAsia" w:ascii="Arial Narrow" w:hAnsi="Arial Narrow" w:eastAsia="仿宋_GB2312" w:cs="Arial Narrow"/>
+          <w:rFonts w:hint="eastAsia" w:ascii="Times New Roman" w:hAnsi="Times New Roman" w:eastAsia="仿宋_GB2312" w:cs="Arial Narrow"/>
           <w:spacing w:val="4"/>
           <w:sz w:val="24"/>
           <w:szCs w:val="24"/>

--- a/backend/data/audit_report_templates/report_body/standalone/3.2 模板C-无保留意见审计报告模板（其他公众利益实体）-详版 .docx
+++ b/backend/data/audit_report_templates/report_body/standalone/3.2 模板C-无保留意见审计报告模板（其他公众利益实体）-详版 .docx
@@ -307,7 +307,7 @@
     </w:p>
     <w:p>
       <w:pPr>
-        <w:spacing w:line="2400" w:lineRule="auto"/>
+        <w:spacing w:line="360" w:lineRule="auto"/>
         <w:jc w:val="center"/>
         <w:rPr>
           <w:rFonts w:ascii="黑体;SimHei" w:hAnsi="黑体;SimHei" w:eastAsia="黑体;SimHei" w:cs="Arial Narrow"/>
